--- a/LLDD/word/FE/LLDD-FE-Master-Data.docx
+++ b/LLDD/word/FE/LLDD-FE-Master-Data.docx
@@ -8719,7 +8719,7 @@
                 <w:rFonts w:ascii="Arial" w:hAnsi="Arial" w:eastAsia="Arial" w:cs="Tahoma"/>
                 <w:sz w:val="18"/>
               </w:rPr>
-              <w:t>UTF-8; use value domain described by endpoint purpose</w:t>
+              <w:t>รหัสปัจจัยภายนอกจาก master (sgi_external_factors.factor_code)</w:t>
             </w:r>
           </w:p>
         </w:tc>
@@ -9119,13 +9119,15 @@
               </w:rPr>
               <w:t>{</w:t>
               <w:br/>
-              <w:t xml:space="preserve">  "factorCode": "F001",</w:t>
+              <w:t xml:space="preserve">  "factorCode": "ROAD",</w:t>
               <w:br/>
               <w:t xml:space="preserve">  "factorName": "ก่อสร้างถนน",</w:t>
               <w:br/>
-              <w:t xml:space="preserve">  "description": "ผลกระทบจากการก่อสร้าง",</w:t>
+              <w:t xml:space="preserve">  "description": "ปิดช่องทางจราจร",</w:t>
               <w:br/>
-              <w:t xml:space="preserve">  "active": true</w:t>
+              <w:t xml:space="preserve">  "active": true,</w:t>
+              <w:br/>
+              <w:t xml:space="preserve">  "reason": "เพิ่มปัจจัยใหม่"</w:t>
               <w:br/>
               <w:t>}</w:t>
             </w:r>
@@ -9351,7 +9353,7 @@
                 <w:rFonts w:ascii="Arial" w:hAnsi="Arial" w:eastAsia="Arial" w:cs="Tahoma"/>
                 <w:sz w:val="18"/>
               </w:rPr>
-              <w:t>UTF-8; use value domain described by endpoint purpose</w:t>
+              <w:t>รหัสปัจจัยภายนอกจาก master (sgi_external_factors.factor_code)</w:t>
             </w:r>
           </w:p>
         </w:tc>
@@ -9667,6 +9669,111 @@
                 <w:sz w:val="18"/>
               </w:rPr>
               <w:t>UTF-8; use value domain described by endpoint purpose</w:t>
+            </w:r>
+          </w:p>
+        </w:tc>
+      </w:tr>
+      <w:tr>
+        <w:trPr>
+          <w:cantSplit/>
+        </w:trPr>
+        <w:tc>
+          <w:tcPr>
+            <w:tcW w:type="dxa" w:w="2520"/>
+            <w:vAlign w:val="center"/>
+          </w:tcPr>
+          <w:p>
+            <w:pPr>
+              <w:keepLines/>
+              <w:spacing w:after="0"/>
+            </w:pPr>
+            <w:r>
+              <w:rPr>
+                <w:rFonts w:ascii="Arial" w:hAnsi="Arial" w:eastAsia="Arial" w:cs="Tahoma"/>
+                <w:sz w:val="18"/>
+              </w:rPr>
+            </w:r>
+            <w:r>
+              <w:rPr>
+                <w:rFonts w:ascii="Arial" w:hAnsi="Arial" w:eastAsia="Arial" w:cs="Tahoma"/>
+                <w:sz w:val="18"/>
+              </w:rPr>
+              <w:t>reason</w:t>
+            </w:r>
+          </w:p>
+        </w:tc>
+        <w:tc>
+          <w:tcPr>
+            <w:tcW w:type="dxa" w:w="2520"/>
+            <w:vAlign w:val="center"/>
+          </w:tcPr>
+          <w:p>
+            <w:pPr>
+              <w:keepLines/>
+              <w:spacing w:after="0"/>
+            </w:pPr>
+            <w:r>
+              <w:rPr>
+                <w:rFonts w:ascii="Arial" w:hAnsi="Arial" w:eastAsia="Arial" w:cs="Tahoma"/>
+                <w:sz w:val="18"/>
+              </w:rPr>
+            </w:r>
+            <w:r>
+              <w:rPr>
+                <w:rFonts w:ascii="Arial" w:hAnsi="Arial" w:eastAsia="Arial" w:cs="Tahoma"/>
+                <w:sz w:val="18"/>
+              </w:rPr>
+              <w:t>string</w:t>
+            </w:r>
+          </w:p>
+        </w:tc>
+        <w:tc>
+          <w:tcPr>
+            <w:tcW w:type="dxa" w:w="2520"/>
+            <w:vAlign w:val="center"/>
+          </w:tcPr>
+          <w:p>
+            <w:pPr>
+              <w:keepLines/>
+              <w:spacing w:after="0"/>
+            </w:pPr>
+            <w:r>
+              <w:rPr>
+                <w:rFonts w:ascii="Arial" w:hAnsi="Arial" w:eastAsia="Arial" w:cs="Tahoma"/>
+                <w:sz w:val="18"/>
+              </w:rPr>
+            </w:r>
+            <w:r>
+              <w:rPr>
+                <w:rFonts w:ascii="Arial" w:hAnsi="Arial" w:eastAsia="Arial" w:cs="Tahoma"/>
+                <w:sz w:val="18"/>
+              </w:rPr>
+              <w:t>Yes</w:t>
+            </w:r>
+          </w:p>
+        </w:tc>
+        <w:tc>
+          <w:tcPr>
+            <w:tcW w:type="dxa" w:w="2520"/>
+            <w:vAlign w:val="center"/>
+          </w:tcPr>
+          <w:p>
+            <w:pPr>
+              <w:keepLines/>
+              <w:spacing w:after="0"/>
+            </w:pPr>
+            <w:r>
+              <w:rPr>
+                <w:rFonts w:ascii="Arial" w:hAnsi="Arial" w:eastAsia="Arial" w:cs="Tahoma"/>
+                <w:sz w:val="18"/>
+              </w:rPr>
+            </w:r>
+            <w:r>
+              <w:rPr>
+                <w:rFonts w:ascii="Arial" w:hAnsi="Arial" w:eastAsia="Arial" w:cs="Tahoma"/>
+                <w:sz w:val="18"/>
+              </w:rPr>
+              <w:t>trimmed UTF-8 Thai text; required by operation/business rule</w:t>
             </w:r>
           </w:p>
         </w:tc>
@@ -9732,7 +9839,11 @@
               </w:rPr>
               <w:t>{</w:t>
               <w:br/>
-              <w:t xml:space="preserve">  "factorCode": "F001",</w:t>
+              <w:t xml:space="preserve">  "factorCode": "ROAD",</w:t>
+              <w:br/>
+              <w:t xml:space="preserve">  "factorName": "ก่อสร้างถนน",</w:t>
+              <w:br/>
+              <w:t xml:space="preserve">  "active": true,</w:t>
               <w:br/>
               <w:t xml:space="preserve">  "created": true</w:t>
               <w:br/>
@@ -9911,6 +10022,216 @@
                 <w:sz w:val="18"/>
               </w:rPr>
               <w:t>string</w:t>
+            </w:r>
+          </w:p>
+        </w:tc>
+        <w:tc>
+          <w:tcPr>
+            <w:tcW w:type="dxa" w:w="2520"/>
+            <w:vAlign w:val="center"/>
+          </w:tcPr>
+          <w:p>
+            <w:pPr>
+              <w:keepLines/>
+              <w:spacing w:after="0"/>
+            </w:pPr>
+            <w:r>
+              <w:rPr>
+                <w:rFonts w:ascii="Arial" w:hAnsi="Arial" w:eastAsia="Arial" w:cs="Tahoma"/>
+                <w:sz w:val="18"/>
+              </w:rPr>
+            </w:r>
+            <w:r>
+              <w:rPr>
+                <w:rFonts w:ascii="Arial" w:hAnsi="Arial" w:eastAsia="Arial" w:cs="Tahoma"/>
+                <w:sz w:val="18"/>
+              </w:rPr>
+              <w:t>Yes</w:t>
+            </w:r>
+          </w:p>
+        </w:tc>
+        <w:tc>
+          <w:tcPr>
+            <w:tcW w:type="dxa" w:w="2520"/>
+            <w:vAlign w:val="center"/>
+          </w:tcPr>
+          <w:p>
+            <w:pPr>
+              <w:keepLines/>
+              <w:spacing w:after="0"/>
+            </w:pPr>
+            <w:r>
+              <w:rPr>
+                <w:rFonts w:ascii="Arial" w:hAnsi="Arial" w:eastAsia="Arial" w:cs="Tahoma"/>
+                <w:sz w:val="18"/>
+              </w:rPr>
+            </w:r>
+            <w:r>
+              <w:rPr>
+                <w:rFonts w:ascii="Arial" w:hAnsi="Arial" w:eastAsia="Arial" w:cs="Tahoma"/>
+                <w:sz w:val="18"/>
+              </w:rPr>
+              <w:t>รหัสปัจจัยภายนอกจาก master (sgi_external_factors.factor_code)</w:t>
+            </w:r>
+          </w:p>
+        </w:tc>
+      </w:tr>
+      <w:tr>
+        <w:trPr>
+          <w:cantSplit/>
+        </w:trPr>
+        <w:tc>
+          <w:tcPr>
+            <w:tcW w:type="dxa" w:w="2520"/>
+            <w:vAlign w:val="center"/>
+          </w:tcPr>
+          <w:p>
+            <w:pPr>
+              <w:keepLines/>
+              <w:spacing w:after="0"/>
+            </w:pPr>
+            <w:r>
+              <w:rPr>
+                <w:rFonts w:ascii="Arial" w:hAnsi="Arial" w:eastAsia="Arial" w:cs="Tahoma"/>
+                <w:sz w:val="18"/>
+              </w:rPr>
+            </w:r>
+            <w:r>
+              <w:rPr>
+                <w:rFonts w:ascii="Arial" w:hAnsi="Arial" w:eastAsia="Arial" w:cs="Tahoma"/>
+                <w:sz w:val="18"/>
+              </w:rPr>
+              <w:t>factorName</w:t>
+            </w:r>
+          </w:p>
+        </w:tc>
+        <w:tc>
+          <w:tcPr>
+            <w:tcW w:type="dxa" w:w="2520"/>
+            <w:vAlign w:val="center"/>
+          </w:tcPr>
+          <w:p>
+            <w:pPr>
+              <w:keepLines/>
+              <w:spacing w:after="0"/>
+            </w:pPr>
+            <w:r>
+              <w:rPr>
+                <w:rFonts w:ascii="Arial" w:hAnsi="Arial" w:eastAsia="Arial" w:cs="Tahoma"/>
+                <w:sz w:val="18"/>
+              </w:rPr>
+            </w:r>
+            <w:r>
+              <w:rPr>
+                <w:rFonts w:ascii="Arial" w:hAnsi="Arial" w:eastAsia="Arial" w:cs="Tahoma"/>
+                <w:sz w:val="18"/>
+              </w:rPr>
+              <w:t>string</w:t>
+            </w:r>
+          </w:p>
+        </w:tc>
+        <w:tc>
+          <w:tcPr>
+            <w:tcW w:type="dxa" w:w="2520"/>
+            <w:vAlign w:val="center"/>
+          </w:tcPr>
+          <w:p>
+            <w:pPr>
+              <w:keepLines/>
+              <w:spacing w:after="0"/>
+            </w:pPr>
+            <w:r>
+              <w:rPr>
+                <w:rFonts w:ascii="Arial" w:hAnsi="Arial" w:eastAsia="Arial" w:cs="Tahoma"/>
+                <w:sz w:val="18"/>
+              </w:rPr>
+            </w:r>
+            <w:r>
+              <w:rPr>
+                <w:rFonts w:ascii="Arial" w:hAnsi="Arial" w:eastAsia="Arial" w:cs="Tahoma"/>
+                <w:sz w:val="18"/>
+              </w:rPr>
+              <w:t>Yes</w:t>
+            </w:r>
+          </w:p>
+        </w:tc>
+        <w:tc>
+          <w:tcPr>
+            <w:tcW w:type="dxa" w:w="2520"/>
+            <w:vAlign w:val="center"/>
+          </w:tcPr>
+          <w:p>
+            <w:pPr>
+              <w:keepLines/>
+              <w:spacing w:after="0"/>
+            </w:pPr>
+            <w:r>
+              <w:rPr>
+                <w:rFonts w:ascii="Arial" w:hAnsi="Arial" w:eastAsia="Arial" w:cs="Tahoma"/>
+                <w:sz w:val="18"/>
+              </w:rPr>
+            </w:r>
+            <w:r>
+              <w:rPr>
+                <w:rFonts w:ascii="Arial" w:hAnsi="Arial" w:eastAsia="Arial" w:cs="Tahoma"/>
+                <w:sz w:val="18"/>
+              </w:rPr>
+              <w:t>UTF-8; use value domain described by endpoint purpose</w:t>
+            </w:r>
+          </w:p>
+        </w:tc>
+      </w:tr>
+      <w:tr>
+        <w:trPr>
+          <w:cantSplit/>
+        </w:trPr>
+        <w:tc>
+          <w:tcPr>
+            <w:tcW w:type="dxa" w:w="2520"/>
+            <w:vAlign w:val="center"/>
+          </w:tcPr>
+          <w:p>
+            <w:pPr>
+              <w:keepLines/>
+              <w:spacing w:after="0"/>
+            </w:pPr>
+            <w:r>
+              <w:rPr>
+                <w:rFonts w:ascii="Arial" w:hAnsi="Arial" w:eastAsia="Arial" w:cs="Tahoma"/>
+                <w:sz w:val="18"/>
+              </w:rPr>
+            </w:r>
+            <w:r>
+              <w:rPr>
+                <w:rFonts w:ascii="Arial" w:hAnsi="Arial" w:eastAsia="Arial" w:cs="Tahoma"/>
+                <w:sz w:val="18"/>
+              </w:rPr>
+              <w:t>active</w:t>
+            </w:r>
+          </w:p>
+        </w:tc>
+        <w:tc>
+          <w:tcPr>
+            <w:tcW w:type="dxa" w:w="2520"/>
+            <w:vAlign w:val="center"/>
+          </w:tcPr>
+          <w:p>
+            <w:pPr>
+              <w:keepLines/>
+              <w:spacing w:after="0"/>
+            </w:pPr>
+            <w:r>
+              <w:rPr>
+                <w:rFonts w:ascii="Arial" w:hAnsi="Arial" w:eastAsia="Arial" w:cs="Tahoma"/>
+                <w:sz w:val="18"/>
+              </w:rPr>
+            </w:r>
+            <w:r>
+              <w:rPr>
+                <w:rFonts w:ascii="Arial" w:hAnsi="Arial" w:eastAsia="Arial" w:cs="Tahoma"/>
+                <w:sz w:val="18"/>
+              </w:rPr>
+              <w:t>boolean</w:t>
             </w:r>
           </w:p>
         </w:tc>
@@ -10150,11 +10471,13 @@
               </w:rPr>
               <w:t>{</w:t>
               <w:br/>
-              <w:t xml:space="preserve">  "factorName": "ก่อสร้างถนนระยะยาว",</w:t>
+              <w:t xml:space="preserve">  "factorName": "ก่อสร้างและปิดถนน",</w:t>
               <w:br/>
-              <w:t xml:space="preserve">  "description": "กระทบการเข้าร้าน",</w:t>
+              <w:t xml:space="preserve">  "description": "ปิดช่องทางจราจรบางส่วน",</w:t>
               <w:br/>
-              <w:t xml:space="preserve">  "active": true</w:t>
+              <w:t xml:space="preserve">  "active": true,</w:t>
+              <w:br/>
+              <w:t xml:space="preserve">  "reason": "ปรับคำอธิบาย"</w:t>
               <w:br/>
               <w:t>}</w:t>
             </w:r>
@@ -10595,6 +10918,111 @@
           </w:p>
         </w:tc>
       </w:tr>
+      <w:tr>
+        <w:trPr>
+          <w:cantSplit/>
+        </w:trPr>
+        <w:tc>
+          <w:tcPr>
+            <w:tcW w:type="dxa" w:w="2520"/>
+            <w:vAlign w:val="center"/>
+          </w:tcPr>
+          <w:p>
+            <w:pPr>
+              <w:keepLines/>
+              <w:spacing w:after="0"/>
+            </w:pPr>
+            <w:r>
+              <w:rPr>
+                <w:rFonts w:ascii="Arial" w:hAnsi="Arial" w:eastAsia="Arial" w:cs="Tahoma"/>
+                <w:sz w:val="18"/>
+              </w:rPr>
+            </w:r>
+            <w:r>
+              <w:rPr>
+                <w:rFonts w:ascii="Arial" w:hAnsi="Arial" w:eastAsia="Arial" w:cs="Tahoma"/>
+                <w:sz w:val="18"/>
+              </w:rPr>
+              <w:t>reason</w:t>
+            </w:r>
+          </w:p>
+        </w:tc>
+        <w:tc>
+          <w:tcPr>
+            <w:tcW w:type="dxa" w:w="2520"/>
+            <w:vAlign w:val="center"/>
+          </w:tcPr>
+          <w:p>
+            <w:pPr>
+              <w:keepLines/>
+              <w:spacing w:after="0"/>
+            </w:pPr>
+            <w:r>
+              <w:rPr>
+                <w:rFonts w:ascii="Arial" w:hAnsi="Arial" w:eastAsia="Arial" w:cs="Tahoma"/>
+                <w:sz w:val="18"/>
+              </w:rPr>
+            </w:r>
+            <w:r>
+              <w:rPr>
+                <w:rFonts w:ascii="Arial" w:hAnsi="Arial" w:eastAsia="Arial" w:cs="Tahoma"/>
+                <w:sz w:val="18"/>
+              </w:rPr>
+              <w:t>string</w:t>
+            </w:r>
+          </w:p>
+        </w:tc>
+        <w:tc>
+          <w:tcPr>
+            <w:tcW w:type="dxa" w:w="2520"/>
+            <w:vAlign w:val="center"/>
+          </w:tcPr>
+          <w:p>
+            <w:pPr>
+              <w:keepLines/>
+              <w:spacing w:after="0"/>
+            </w:pPr>
+            <w:r>
+              <w:rPr>
+                <w:rFonts w:ascii="Arial" w:hAnsi="Arial" w:eastAsia="Arial" w:cs="Tahoma"/>
+                <w:sz w:val="18"/>
+              </w:rPr>
+            </w:r>
+            <w:r>
+              <w:rPr>
+                <w:rFonts w:ascii="Arial" w:hAnsi="Arial" w:eastAsia="Arial" w:cs="Tahoma"/>
+                <w:sz w:val="18"/>
+              </w:rPr>
+              <w:t>Yes</w:t>
+            </w:r>
+          </w:p>
+        </w:tc>
+        <w:tc>
+          <w:tcPr>
+            <w:tcW w:type="dxa" w:w="2520"/>
+            <w:vAlign w:val="center"/>
+          </w:tcPr>
+          <w:p>
+            <w:pPr>
+              <w:keepLines/>
+              <w:spacing w:after="0"/>
+            </w:pPr>
+            <w:r>
+              <w:rPr>
+                <w:rFonts w:ascii="Arial" w:hAnsi="Arial" w:eastAsia="Arial" w:cs="Tahoma"/>
+                <w:sz w:val="18"/>
+              </w:rPr>
+            </w:r>
+            <w:r>
+              <w:rPr>
+                <w:rFonts w:ascii="Arial" w:hAnsi="Arial" w:eastAsia="Arial" w:cs="Tahoma"/>
+                <w:sz w:val="18"/>
+              </w:rPr>
+              <w:t>trimmed UTF-8 Thai text; required by operation/business rule</w:t>
+            </w:r>
+          </w:p>
+        </w:tc>
+      </w:tr>
     </w:tbl>
     <w:p/>
     <w:tbl>
@@ -10656,7 +11084,11 @@
               </w:rPr>
               <w:t>{</w:t>
               <w:br/>
-              <w:t xml:space="preserve">  "factorCode": "F001",</w:t>
+              <w:t xml:space="preserve">  "factorCode": "ROAD",</w:t>
+              <w:br/>
+              <w:t xml:space="preserve">  "factorName": "ก่อสร้างและปิดถนน",</w:t>
+              <w:br/>
+              <w:t xml:space="preserve">  "active": true,</w:t>
               <w:br/>
               <w:t xml:space="preserve">  "updated": true</w:t>
               <w:br/>
@@ -10835,6 +11267,216 @@
                 <w:sz w:val="18"/>
               </w:rPr>
               <w:t>string</w:t>
+            </w:r>
+          </w:p>
+        </w:tc>
+        <w:tc>
+          <w:tcPr>
+            <w:tcW w:type="dxa" w:w="2520"/>
+            <w:vAlign w:val="center"/>
+          </w:tcPr>
+          <w:p>
+            <w:pPr>
+              <w:keepLines/>
+              <w:spacing w:after="0"/>
+            </w:pPr>
+            <w:r>
+              <w:rPr>
+                <w:rFonts w:ascii="Arial" w:hAnsi="Arial" w:eastAsia="Arial" w:cs="Tahoma"/>
+                <w:sz w:val="18"/>
+              </w:rPr>
+            </w:r>
+            <w:r>
+              <w:rPr>
+                <w:rFonts w:ascii="Arial" w:hAnsi="Arial" w:eastAsia="Arial" w:cs="Tahoma"/>
+                <w:sz w:val="18"/>
+              </w:rPr>
+              <w:t>Yes</w:t>
+            </w:r>
+          </w:p>
+        </w:tc>
+        <w:tc>
+          <w:tcPr>
+            <w:tcW w:type="dxa" w:w="2520"/>
+            <w:vAlign w:val="center"/>
+          </w:tcPr>
+          <w:p>
+            <w:pPr>
+              <w:keepLines/>
+              <w:spacing w:after="0"/>
+            </w:pPr>
+            <w:r>
+              <w:rPr>
+                <w:rFonts w:ascii="Arial" w:hAnsi="Arial" w:eastAsia="Arial" w:cs="Tahoma"/>
+                <w:sz w:val="18"/>
+              </w:rPr>
+            </w:r>
+            <w:r>
+              <w:rPr>
+                <w:rFonts w:ascii="Arial" w:hAnsi="Arial" w:eastAsia="Arial" w:cs="Tahoma"/>
+                <w:sz w:val="18"/>
+              </w:rPr>
+              <w:t>รหัสปัจจัยภายนอกจาก master (sgi_external_factors.factor_code)</w:t>
+            </w:r>
+          </w:p>
+        </w:tc>
+      </w:tr>
+      <w:tr>
+        <w:trPr>
+          <w:cantSplit/>
+        </w:trPr>
+        <w:tc>
+          <w:tcPr>
+            <w:tcW w:type="dxa" w:w="2520"/>
+            <w:vAlign w:val="center"/>
+          </w:tcPr>
+          <w:p>
+            <w:pPr>
+              <w:keepLines/>
+              <w:spacing w:after="0"/>
+            </w:pPr>
+            <w:r>
+              <w:rPr>
+                <w:rFonts w:ascii="Arial" w:hAnsi="Arial" w:eastAsia="Arial" w:cs="Tahoma"/>
+                <w:sz w:val="18"/>
+              </w:rPr>
+            </w:r>
+            <w:r>
+              <w:rPr>
+                <w:rFonts w:ascii="Arial" w:hAnsi="Arial" w:eastAsia="Arial" w:cs="Tahoma"/>
+                <w:sz w:val="18"/>
+              </w:rPr>
+              <w:t>factorName</w:t>
+            </w:r>
+          </w:p>
+        </w:tc>
+        <w:tc>
+          <w:tcPr>
+            <w:tcW w:type="dxa" w:w="2520"/>
+            <w:vAlign w:val="center"/>
+          </w:tcPr>
+          <w:p>
+            <w:pPr>
+              <w:keepLines/>
+              <w:spacing w:after="0"/>
+            </w:pPr>
+            <w:r>
+              <w:rPr>
+                <w:rFonts w:ascii="Arial" w:hAnsi="Arial" w:eastAsia="Arial" w:cs="Tahoma"/>
+                <w:sz w:val="18"/>
+              </w:rPr>
+            </w:r>
+            <w:r>
+              <w:rPr>
+                <w:rFonts w:ascii="Arial" w:hAnsi="Arial" w:eastAsia="Arial" w:cs="Tahoma"/>
+                <w:sz w:val="18"/>
+              </w:rPr>
+              <w:t>string</w:t>
+            </w:r>
+          </w:p>
+        </w:tc>
+        <w:tc>
+          <w:tcPr>
+            <w:tcW w:type="dxa" w:w="2520"/>
+            <w:vAlign w:val="center"/>
+          </w:tcPr>
+          <w:p>
+            <w:pPr>
+              <w:keepLines/>
+              <w:spacing w:after="0"/>
+            </w:pPr>
+            <w:r>
+              <w:rPr>
+                <w:rFonts w:ascii="Arial" w:hAnsi="Arial" w:eastAsia="Arial" w:cs="Tahoma"/>
+                <w:sz w:val="18"/>
+              </w:rPr>
+            </w:r>
+            <w:r>
+              <w:rPr>
+                <w:rFonts w:ascii="Arial" w:hAnsi="Arial" w:eastAsia="Arial" w:cs="Tahoma"/>
+                <w:sz w:val="18"/>
+              </w:rPr>
+              <w:t>Yes</w:t>
+            </w:r>
+          </w:p>
+        </w:tc>
+        <w:tc>
+          <w:tcPr>
+            <w:tcW w:type="dxa" w:w="2520"/>
+            <w:vAlign w:val="center"/>
+          </w:tcPr>
+          <w:p>
+            <w:pPr>
+              <w:keepLines/>
+              <w:spacing w:after="0"/>
+            </w:pPr>
+            <w:r>
+              <w:rPr>
+                <w:rFonts w:ascii="Arial" w:hAnsi="Arial" w:eastAsia="Arial" w:cs="Tahoma"/>
+                <w:sz w:val="18"/>
+              </w:rPr>
+            </w:r>
+            <w:r>
+              <w:rPr>
+                <w:rFonts w:ascii="Arial" w:hAnsi="Arial" w:eastAsia="Arial" w:cs="Tahoma"/>
+                <w:sz w:val="18"/>
+              </w:rPr>
+              <w:t>UTF-8; use value domain described by endpoint purpose</w:t>
+            </w:r>
+          </w:p>
+        </w:tc>
+      </w:tr>
+      <w:tr>
+        <w:trPr>
+          <w:cantSplit/>
+        </w:trPr>
+        <w:tc>
+          <w:tcPr>
+            <w:tcW w:type="dxa" w:w="2520"/>
+            <w:vAlign w:val="center"/>
+          </w:tcPr>
+          <w:p>
+            <w:pPr>
+              <w:keepLines/>
+              <w:spacing w:after="0"/>
+            </w:pPr>
+            <w:r>
+              <w:rPr>
+                <w:rFonts w:ascii="Arial" w:hAnsi="Arial" w:eastAsia="Arial" w:cs="Tahoma"/>
+                <w:sz w:val="18"/>
+              </w:rPr>
+            </w:r>
+            <w:r>
+              <w:rPr>
+                <w:rFonts w:ascii="Arial" w:hAnsi="Arial" w:eastAsia="Arial" w:cs="Tahoma"/>
+                <w:sz w:val="18"/>
+              </w:rPr>
+              <w:t>active</w:t>
+            </w:r>
+          </w:p>
+        </w:tc>
+        <w:tc>
+          <w:tcPr>
+            <w:tcW w:type="dxa" w:w="2520"/>
+            <w:vAlign w:val="center"/>
+          </w:tcPr>
+          <w:p>
+            <w:pPr>
+              <w:keepLines/>
+              <w:spacing w:after="0"/>
+            </w:pPr>
+            <w:r>
+              <w:rPr>
+                <w:rFonts w:ascii="Arial" w:hAnsi="Arial" w:eastAsia="Arial" w:cs="Tahoma"/>
+                <w:sz w:val="18"/>
+              </w:rPr>
+            </w:r>
+            <w:r>
+              <w:rPr>
+                <w:rFonts w:ascii="Arial" w:hAnsi="Arial" w:eastAsia="Arial" w:cs="Tahoma"/>
+                <w:sz w:val="18"/>
+              </w:rPr>
+              <w:t>boolean</w:t>
             </w:r>
           </w:p>
         </w:tc>
@@ -11072,7 +11714,11 @@
                 <w:rFonts w:ascii="Courier New" w:hAnsi="Courier New" w:eastAsia="Courier New" w:cs="Tahoma"/>
                 <w:sz w:val="16"/>
               </w:rPr>
-              <w:t>{}</w:t>
+              <w:t>{</w:t>
+              <w:br/>
+              <w:t xml:space="preserve">  "reason": "ยกเลิกค่าทดสอบ"</w:t>
+              <w:br/>
+              <w:t>}</w:t>
             </w:r>
           </w:p>
         </w:tc>
@@ -11221,82 +11867,82 @@
                 <w:rFonts w:ascii="Arial" w:hAnsi="Arial" w:eastAsia="Arial" w:cs="Tahoma"/>
                 <w:sz w:val="18"/>
               </w:rPr>
-              <w:t>-</w:t>
-            </w:r>
-          </w:p>
-        </w:tc>
-        <w:tc>
-          <w:tcPr>
-            <w:tcW w:type="dxa" w:w="2520"/>
-            <w:vAlign w:val="center"/>
-          </w:tcPr>
-          <w:p>
-            <w:pPr>
-              <w:keepLines/>
-              <w:spacing w:after="0"/>
-            </w:pPr>
-            <w:r>
-              <w:rPr>
-                <w:rFonts w:ascii="Arial" w:hAnsi="Arial" w:eastAsia="Arial" w:cs="Tahoma"/>
-                <w:sz w:val="18"/>
-              </w:rPr>
-            </w:r>
-            <w:r>
-              <w:rPr>
-                <w:rFonts w:ascii="Arial" w:hAnsi="Arial" w:eastAsia="Arial" w:cs="Tahoma"/>
-                <w:sz w:val="18"/>
-              </w:rPr>
-              <w:t>none</w:t>
-            </w:r>
-          </w:p>
-        </w:tc>
-        <w:tc>
-          <w:tcPr>
-            <w:tcW w:type="dxa" w:w="2520"/>
-            <w:vAlign w:val="center"/>
-          </w:tcPr>
-          <w:p>
-            <w:pPr>
-              <w:keepLines/>
-              <w:spacing w:after="0"/>
-            </w:pPr>
-            <w:r>
-              <w:rPr>
-                <w:rFonts w:ascii="Arial" w:hAnsi="Arial" w:eastAsia="Arial" w:cs="Tahoma"/>
-                <w:sz w:val="18"/>
-              </w:rPr>
-            </w:r>
-            <w:r>
-              <w:rPr>
-                <w:rFonts w:ascii="Arial" w:hAnsi="Arial" w:eastAsia="Arial" w:cs="Tahoma"/>
-                <w:sz w:val="18"/>
-              </w:rPr>
-              <w:t>No</w:t>
-            </w:r>
-          </w:p>
-        </w:tc>
-        <w:tc>
-          <w:tcPr>
-            <w:tcW w:type="dxa" w:w="2520"/>
-            <w:vAlign w:val="center"/>
-          </w:tcPr>
-          <w:p>
-            <w:pPr>
-              <w:keepLines/>
-              <w:spacing w:after="0"/>
-            </w:pPr>
-            <w:r>
-              <w:rPr>
-                <w:rFonts w:ascii="Arial" w:hAnsi="Arial" w:eastAsia="Arial" w:cs="Tahoma"/>
-                <w:sz w:val="18"/>
-              </w:rPr>
-            </w:r>
-            <w:r>
-              <w:rPr>
-                <w:rFonts w:ascii="Arial" w:hAnsi="Arial" w:eastAsia="Arial" w:cs="Tahoma"/>
-                <w:sz w:val="18"/>
-              </w:rPr>
-              <w:t>No fields</w:t>
+              <w:t>reason</w:t>
+            </w:r>
+          </w:p>
+        </w:tc>
+        <w:tc>
+          <w:tcPr>
+            <w:tcW w:type="dxa" w:w="2520"/>
+            <w:vAlign w:val="center"/>
+          </w:tcPr>
+          <w:p>
+            <w:pPr>
+              <w:keepLines/>
+              <w:spacing w:after="0"/>
+            </w:pPr>
+            <w:r>
+              <w:rPr>
+                <w:rFonts w:ascii="Arial" w:hAnsi="Arial" w:eastAsia="Arial" w:cs="Tahoma"/>
+                <w:sz w:val="18"/>
+              </w:rPr>
+            </w:r>
+            <w:r>
+              <w:rPr>
+                <w:rFonts w:ascii="Arial" w:hAnsi="Arial" w:eastAsia="Arial" w:cs="Tahoma"/>
+                <w:sz w:val="18"/>
+              </w:rPr>
+              <w:t>string</w:t>
+            </w:r>
+          </w:p>
+        </w:tc>
+        <w:tc>
+          <w:tcPr>
+            <w:tcW w:type="dxa" w:w="2520"/>
+            <w:vAlign w:val="center"/>
+          </w:tcPr>
+          <w:p>
+            <w:pPr>
+              <w:keepLines/>
+              <w:spacing w:after="0"/>
+            </w:pPr>
+            <w:r>
+              <w:rPr>
+                <w:rFonts w:ascii="Arial" w:hAnsi="Arial" w:eastAsia="Arial" w:cs="Tahoma"/>
+                <w:sz w:val="18"/>
+              </w:rPr>
+            </w:r>
+            <w:r>
+              <w:rPr>
+                <w:rFonts w:ascii="Arial" w:hAnsi="Arial" w:eastAsia="Arial" w:cs="Tahoma"/>
+                <w:sz w:val="18"/>
+              </w:rPr>
+              <w:t>Yes</w:t>
+            </w:r>
+          </w:p>
+        </w:tc>
+        <w:tc>
+          <w:tcPr>
+            <w:tcW w:type="dxa" w:w="2520"/>
+            <w:vAlign w:val="center"/>
+          </w:tcPr>
+          <w:p>
+            <w:pPr>
+              <w:keepLines/>
+              <w:spacing w:after="0"/>
+            </w:pPr>
+            <w:r>
+              <w:rPr>
+                <w:rFonts w:ascii="Arial" w:hAnsi="Arial" w:eastAsia="Arial" w:cs="Tahoma"/>
+                <w:sz w:val="18"/>
+              </w:rPr>
+            </w:r>
+            <w:r>
+              <w:rPr>
+                <w:rFonts w:ascii="Arial" w:hAnsi="Arial" w:eastAsia="Arial" w:cs="Tahoma"/>
+                <w:sz w:val="18"/>
+              </w:rPr>
+              <w:t>trimmed UTF-8 Thai text; required by operation/business rule</w:t>
             </w:r>
           </w:p>
         </w:tc>
@@ -11590,7 +12236,7 @@
                 <w:rFonts w:ascii="Arial" w:hAnsi="Arial" w:eastAsia="Arial" w:cs="Tahoma"/>
                 <w:sz w:val="18"/>
               </w:rPr>
-              <w:t>UTF-8; use value domain described by endpoint purpose</w:t>
+              <w:t>รหัสปัจจัยภายนอกจาก master (sgi_external_factors.factor_code)</w:t>
             </w:r>
           </w:p>
         </w:tc>
@@ -11780,7 +12426,9 @@
               </w:rPr>
               <w:t>{</w:t>
               <w:br/>
-              <w:t xml:space="preserve">  "active": true</w:t>
+              <w:t xml:space="preserve">  "active": true,</w:t>
+              <w:br/>
+              <w:t xml:space="preserve">  "q": "lotus"</w:t>
               <w:br/>
               <w:t>}</w:t>
             </w:r>
@@ -12011,6 +12659,111 @@
           </w:p>
         </w:tc>
       </w:tr>
+      <w:tr>
+        <w:trPr>
+          <w:cantSplit/>
+        </w:trPr>
+        <w:tc>
+          <w:tcPr>
+            <w:tcW w:type="dxa" w:w="2520"/>
+            <w:vAlign w:val="center"/>
+          </w:tcPr>
+          <w:p>
+            <w:pPr>
+              <w:keepLines/>
+              <w:spacing w:after="0"/>
+            </w:pPr>
+            <w:r>
+              <w:rPr>
+                <w:rFonts w:ascii="Arial" w:hAnsi="Arial" w:eastAsia="Arial" w:cs="Tahoma"/>
+                <w:sz w:val="18"/>
+              </w:rPr>
+            </w:r>
+            <w:r>
+              <w:rPr>
+                <w:rFonts w:ascii="Arial" w:hAnsi="Arial" w:eastAsia="Arial" w:cs="Tahoma"/>
+                <w:sz w:val="18"/>
+              </w:rPr>
+              <w:t>q</w:t>
+            </w:r>
+          </w:p>
+        </w:tc>
+        <w:tc>
+          <w:tcPr>
+            <w:tcW w:type="dxa" w:w="2520"/>
+            <w:vAlign w:val="center"/>
+          </w:tcPr>
+          <w:p>
+            <w:pPr>
+              <w:keepLines/>
+              <w:spacing w:after="0"/>
+            </w:pPr>
+            <w:r>
+              <w:rPr>
+                <w:rFonts w:ascii="Arial" w:hAnsi="Arial" w:eastAsia="Arial" w:cs="Tahoma"/>
+                <w:sz w:val="18"/>
+              </w:rPr>
+            </w:r>
+            <w:r>
+              <w:rPr>
+                <w:rFonts w:ascii="Arial" w:hAnsi="Arial" w:eastAsia="Arial" w:cs="Tahoma"/>
+                <w:sz w:val="18"/>
+              </w:rPr>
+              <w:t>string</w:t>
+            </w:r>
+          </w:p>
+        </w:tc>
+        <w:tc>
+          <w:tcPr>
+            <w:tcW w:type="dxa" w:w="2520"/>
+            <w:vAlign w:val="center"/>
+          </w:tcPr>
+          <w:p>
+            <w:pPr>
+              <w:keepLines/>
+              <w:spacing w:after="0"/>
+            </w:pPr>
+            <w:r>
+              <w:rPr>
+                <w:rFonts w:ascii="Arial" w:hAnsi="Arial" w:eastAsia="Arial" w:cs="Tahoma"/>
+                <w:sz w:val="18"/>
+              </w:rPr>
+            </w:r>
+            <w:r>
+              <w:rPr>
+                <w:rFonts w:ascii="Arial" w:hAnsi="Arial" w:eastAsia="Arial" w:cs="Tahoma"/>
+                <w:sz w:val="18"/>
+              </w:rPr>
+              <w:t>No</w:t>
+            </w:r>
+          </w:p>
+        </w:tc>
+        <w:tc>
+          <w:tcPr>
+            <w:tcW w:type="dxa" w:w="2520"/>
+            <w:vAlign w:val="center"/>
+          </w:tcPr>
+          <w:p>
+            <w:pPr>
+              <w:keepLines/>
+              <w:spacing w:after="0"/>
+            </w:pPr>
+            <w:r>
+              <w:rPr>
+                <w:rFonts w:ascii="Arial" w:hAnsi="Arial" w:eastAsia="Arial" w:cs="Tahoma"/>
+                <w:sz w:val="18"/>
+              </w:rPr>
+            </w:r>
+            <w:r>
+              <w:rPr>
+                <w:rFonts w:ascii="Arial" w:hAnsi="Arial" w:eastAsia="Arial" w:cs="Tahoma"/>
+                <w:sz w:val="18"/>
+              </w:rPr>
+              <w:t>UTF-8; use value domain described by endpoint purpose</w:t>
+            </w:r>
+          </w:p>
+        </w:tc>
+      </w:tr>
     </w:tbl>
     <w:p/>
     <w:tbl>
@@ -12086,7 +12839,13 @@
               <w:br/>
               <w:t xml:space="preserve">      "remark": "",</w:t>
               <w:br/>
-              <w:t xml:space="preserve">      "active": true</w:t>
+              <w:t xml:space="preserve">      "active": true,</w:t>
+              <w:br/>
+              <w:t xml:space="preserve">      "competitorName": "Lotus Express",</w:t>
+              <w:br/>
+              <w:t xml:space="preserve">      "code": "01",</w:t>
+              <w:br/>
+              <w:t xml:space="preserve">      "isActive": true</w:t>
               <w:br/>
               <w:t xml:space="preserve">    }</w:t>
               <w:br/>
@@ -12526,7 +13285,7 @@
                 <w:rFonts w:ascii="Arial" w:hAnsi="Arial" w:eastAsia="Arial" w:cs="Tahoma"/>
                 <w:sz w:val="18"/>
               </w:rPr>
-              <w:t>UTF-8; use value domain described by endpoint purpose</w:t>
+              <w:t>รหัสแบรนด์คู่แข่งจาก master 01–11 เท่านั้น (ห้าม free text)</w:t>
             </w:r>
           </w:p>
         </w:tc>
@@ -12872,6 +13631,321 @@
                 <w:sz w:val="18"/>
               </w:rPr>
               <w:t>items[].active</w:t>
+            </w:r>
+          </w:p>
+        </w:tc>
+        <w:tc>
+          <w:tcPr>
+            <w:tcW w:type="dxa" w:w="2520"/>
+            <w:vAlign w:val="center"/>
+          </w:tcPr>
+          <w:p>
+            <w:pPr>
+              <w:keepLines/>
+              <w:spacing w:after="0"/>
+            </w:pPr>
+            <w:r>
+              <w:rPr>
+                <w:rFonts w:ascii="Arial" w:hAnsi="Arial" w:eastAsia="Arial" w:cs="Tahoma"/>
+                <w:sz w:val="18"/>
+              </w:rPr>
+            </w:r>
+            <w:r>
+              <w:rPr>
+                <w:rFonts w:ascii="Arial" w:hAnsi="Arial" w:eastAsia="Arial" w:cs="Tahoma"/>
+                <w:sz w:val="18"/>
+              </w:rPr>
+              <w:t>boolean</w:t>
+            </w:r>
+          </w:p>
+        </w:tc>
+        <w:tc>
+          <w:tcPr>
+            <w:tcW w:type="dxa" w:w="2520"/>
+            <w:vAlign w:val="center"/>
+          </w:tcPr>
+          <w:p>
+            <w:pPr>
+              <w:keepLines/>
+              <w:spacing w:after="0"/>
+            </w:pPr>
+            <w:r>
+              <w:rPr>
+                <w:rFonts w:ascii="Arial" w:hAnsi="Arial" w:eastAsia="Arial" w:cs="Tahoma"/>
+                <w:sz w:val="18"/>
+              </w:rPr>
+            </w:r>
+            <w:r>
+              <w:rPr>
+                <w:rFonts w:ascii="Arial" w:hAnsi="Arial" w:eastAsia="Arial" w:cs="Tahoma"/>
+                <w:sz w:val="18"/>
+              </w:rPr>
+              <w:t>Yes</w:t>
+            </w:r>
+          </w:p>
+        </w:tc>
+        <w:tc>
+          <w:tcPr>
+            <w:tcW w:type="dxa" w:w="2520"/>
+            <w:vAlign w:val="center"/>
+          </w:tcPr>
+          <w:p>
+            <w:pPr>
+              <w:keepLines/>
+              <w:spacing w:after="0"/>
+            </w:pPr>
+            <w:r>
+              <w:rPr>
+                <w:rFonts w:ascii="Arial" w:hAnsi="Arial" w:eastAsia="Arial" w:cs="Tahoma"/>
+                <w:sz w:val="18"/>
+              </w:rPr>
+            </w:r>
+            <w:r>
+              <w:rPr>
+                <w:rFonts w:ascii="Arial" w:hAnsi="Arial" w:eastAsia="Arial" w:cs="Tahoma"/>
+                <w:sz w:val="18"/>
+              </w:rPr>
+              <w:t>UTF-8; use value domain described by endpoint purpose</w:t>
+            </w:r>
+          </w:p>
+        </w:tc>
+      </w:tr>
+      <w:tr>
+        <w:trPr>
+          <w:cantSplit/>
+        </w:trPr>
+        <w:tc>
+          <w:tcPr>
+            <w:tcW w:type="dxa" w:w="2520"/>
+            <w:vAlign w:val="center"/>
+          </w:tcPr>
+          <w:p>
+            <w:pPr>
+              <w:keepLines/>
+              <w:spacing w:after="0"/>
+            </w:pPr>
+            <w:r>
+              <w:rPr>
+                <w:rFonts w:ascii="Arial" w:hAnsi="Arial" w:eastAsia="Arial" w:cs="Tahoma"/>
+                <w:sz w:val="18"/>
+              </w:rPr>
+            </w:r>
+            <w:r>
+              <w:rPr>
+                <w:rFonts w:ascii="Arial" w:hAnsi="Arial" w:eastAsia="Arial" w:cs="Tahoma"/>
+                <w:sz w:val="18"/>
+              </w:rPr>
+              <w:t>items[].competitorName</w:t>
+            </w:r>
+          </w:p>
+        </w:tc>
+        <w:tc>
+          <w:tcPr>
+            <w:tcW w:type="dxa" w:w="2520"/>
+            <w:vAlign w:val="center"/>
+          </w:tcPr>
+          <w:p>
+            <w:pPr>
+              <w:keepLines/>
+              <w:spacing w:after="0"/>
+            </w:pPr>
+            <w:r>
+              <w:rPr>
+                <w:rFonts w:ascii="Arial" w:hAnsi="Arial" w:eastAsia="Arial" w:cs="Tahoma"/>
+                <w:sz w:val="18"/>
+              </w:rPr>
+            </w:r>
+            <w:r>
+              <w:rPr>
+                <w:rFonts w:ascii="Arial" w:hAnsi="Arial" w:eastAsia="Arial" w:cs="Tahoma"/>
+                <w:sz w:val="18"/>
+              </w:rPr>
+              <w:t>string</w:t>
+            </w:r>
+          </w:p>
+        </w:tc>
+        <w:tc>
+          <w:tcPr>
+            <w:tcW w:type="dxa" w:w="2520"/>
+            <w:vAlign w:val="center"/>
+          </w:tcPr>
+          <w:p>
+            <w:pPr>
+              <w:keepLines/>
+              <w:spacing w:after="0"/>
+            </w:pPr>
+            <w:r>
+              <w:rPr>
+                <w:rFonts w:ascii="Arial" w:hAnsi="Arial" w:eastAsia="Arial" w:cs="Tahoma"/>
+                <w:sz w:val="18"/>
+              </w:rPr>
+            </w:r>
+            <w:r>
+              <w:rPr>
+                <w:rFonts w:ascii="Arial" w:hAnsi="Arial" w:eastAsia="Arial" w:cs="Tahoma"/>
+                <w:sz w:val="18"/>
+              </w:rPr>
+              <w:t>Yes</w:t>
+            </w:r>
+          </w:p>
+        </w:tc>
+        <w:tc>
+          <w:tcPr>
+            <w:tcW w:type="dxa" w:w="2520"/>
+            <w:vAlign w:val="center"/>
+          </w:tcPr>
+          <w:p>
+            <w:pPr>
+              <w:keepLines/>
+              <w:spacing w:after="0"/>
+            </w:pPr>
+            <w:r>
+              <w:rPr>
+                <w:rFonts w:ascii="Arial" w:hAnsi="Arial" w:eastAsia="Arial" w:cs="Tahoma"/>
+                <w:sz w:val="18"/>
+              </w:rPr>
+            </w:r>
+            <w:r>
+              <w:rPr>
+                <w:rFonts w:ascii="Arial" w:hAnsi="Arial" w:eastAsia="Arial" w:cs="Tahoma"/>
+                <w:sz w:val="18"/>
+              </w:rPr>
+              <w:t>UTF-8; use value domain described by endpoint purpose</w:t>
+            </w:r>
+          </w:p>
+        </w:tc>
+      </w:tr>
+      <w:tr>
+        <w:trPr>
+          <w:cantSplit/>
+        </w:trPr>
+        <w:tc>
+          <w:tcPr>
+            <w:tcW w:type="dxa" w:w="2520"/>
+            <w:vAlign w:val="center"/>
+          </w:tcPr>
+          <w:p>
+            <w:pPr>
+              <w:keepLines/>
+              <w:spacing w:after="0"/>
+            </w:pPr>
+            <w:r>
+              <w:rPr>
+                <w:rFonts w:ascii="Arial" w:hAnsi="Arial" w:eastAsia="Arial" w:cs="Tahoma"/>
+                <w:sz w:val="18"/>
+              </w:rPr>
+            </w:r>
+            <w:r>
+              <w:rPr>
+                <w:rFonts w:ascii="Arial" w:hAnsi="Arial" w:eastAsia="Arial" w:cs="Tahoma"/>
+                <w:sz w:val="18"/>
+              </w:rPr>
+              <w:t>items[].code</w:t>
+            </w:r>
+          </w:p>
+        </w:tc>
+        <w:tc>
+          <w:tcPr>
+            <w:tcW w:type="dxa" w:w="2520"/>
+            <w:vAlign w:val="center"/>
+          </w:tcPr>
+          <w:p>
+            <w:pPr>
+              <w:keepLines/>
+              <w:spacing w:after="0"/>
+            </w:pPr>
+            <w:r>
+              <w:rPr>
+                <w:rFonts w:ascii="Arial" w:hAnsi="Arial" w:eastAsia="Arial" w:cs="Tahoma"/>
+                <w:sz w:val="18"/>
+              </w:rPr>
+            </w:r>
+            <w:r>
+              <w:rPr>
+                <w:rFonts w:ascii="Arial" w:hAnsi="Arial" w:eastAsia="Arial" w:cs="Tahoma"/>
+                <w:sz w:val="18"/>
+              </w:rPr>
+              <w:t>string</w:t>
+            </w:r>
+          </w:p>
+        </w:tc>
+        <w:tc>
+          <w:tcPr>
+            <w:tcW w:type="dxa" w:w="2520"/>
+            <w:vAlign w:val="center"/>
+          </w:tcPr>
+          <w:p>
+            <w:pPr>
+              <w:keepLines/>
+              <w:spacing w:after="0"/>
+            </w:pPr>
+            <w:r>
+              <w:rPr>
+                <w:rFonts w:ascii="Arial" w:hAnsi="Arial" w:eastAsia="Arial" w:cs="Tahoma"/>
+                <w:sz w:val="18"/>
+              </w:rPr>
+            </w:r>
+            <w:r>
+              <w:rPr>
+                <w:rFonts w:ascii="Arial" w:hAnsi="Arial" w:eastAsia="Arial" w:cs="Tahoma"/>
+                <w:sz w:val="18"/>
+              </w:rPr>
+              <w:t>Yes</w:t>
+            </w:r>
+          </w:p>
+        </w:tc>
+        <w:tc>
+          <w:tcPr>
+            <w:tcW w:type="dxa" w:w="2520"/>
+            <w:vAlign w:val="center"/>
+          </w:tcPr>
+          <w:p>
+            <w:pPr>
+              <w:keepLines/>
+              <w:spacing w:after="0"/>
+            </w:pPr>
+            <w:r>
+              <w:rPr>
+                <w:rFonts w:ascii="Arial" w:hAnsi="Arial" w:eastAsia="Arial" w:cs="Tahoma"/>
+                <w:sz w:val="18"/>
+              </w:rPr>
+            </w:r>
+            <w:r>
+              <w:rPr>
+                <w:rFonts w:ascii="Arial" w:hAnsi="Arial" w:eastAsia="Arial" w:cs="Tahoma"/>
+                <w:sz w:val="18"/>
+              </w:rPr>
+              <w:t>UTF-8; use value domain described by endpoint purpose</w:t>
+            </w:r>
+          </w:p>
+        </w:tc>
+      </w:tr>
+      <w:tr>
+        <w:trPr>
+          <w:cantSplit/>
+        </w:trPr>
+        <w:tc>
+          <w:tcPr>
+            <w:tcW w:type="dxa" w:w="2520"/>
+            <w:vAlign w:val="center"/>
+          </w:tcPr>
+          <w:p>
+            <w:pPr>
+              <w:keepLines/>
+              <w:spacing w:after="0"/>
+            </w:pPr>
+            <w:r>
+              <w:rPr>
+                <w:rFonts w:ascii="Arial" w:hAnsi="Arial" w:eastAsia="Arial" w:cs="Tahoma"/>
+                <w:sz w:val="18"/>
+              </w:rPr>
+            </w:r>
+            <w:r>
+              <w:rPr>
+                <w:rFonts w:ascii="Arial" w:hAnsi="Arial" w:eastAsia="Arial" w:cs="Tahoma"/>
+                <w:sz w:val="18"/>
+              </w:rPr>
+              <w:t>items[].isActive</w:t>
             </w:r>
           </w:p>
         </w:tc>
@@ -13039,7 +14113,9 @@
               <w:br/>
               <w:t xml:space="preserve">  "remark": "",</w:t>
               <w:br/>
-              <w:t xml:space="preserve">  "active": true</w:t>
+              <w:t xml:space="preserve">  "active": true,</w:t>
+              <w:br/>
+              <w:t xml:space="preserve">  "code": "12"</w:t>
               <w:br/>
               <w:t>}</w:t>
             </w:r>
@@ -13265,7 +14341,7 @@
                 <w:rFonts w:ascii="Arial" w:hAnsi="Arial" w:eastAsia="Arial" w:cs="Tahoma"/>
                 <w:sz w:val="18"/>
               </w:rPr>
-              <w:t>UTF-8; use value domain described by endpoint purpose</w:t>
+              <w:t>รหัสแบรนด์คู่แข่งจาก master 01–11 เท่านั้น (ห้าม free text)</w:t>
             </w:r>
           </w:p>
         </w:tc>
@@ -13636,6 +14712,111 @@
                 <w:sz w:val="18"/>
               </w:rPr>
               <w:t>boolean</w:t>
+            </w:r>
+          </w:p>
+        </w:tc>
+        <w:tc>
+          <w:tcPr>
+            <w:tcW w:type="dxa" w:w="2520"/>
+            <w:vAlign w:val="center"/>
+          </w:tcPr>
+          <w:p>
+            <w:pPr>
+              <w:keepLines/>
+              <w:spacing w:after="0"/>
+            </w:pPr>
+            <w:r>
+              <w:rPr>
+                <w:rFonts w:ascii="Arial" w:hAnsi="Arial" w:eastAsia="Arial" w:cs="Tahoma"/>
+                <w:sz w:val="18"/>
+              </w:rPr>
+            </w:r>
+            <w:r>
+              <w:rPr>
+                <w:rFonts w:ascii="Arial" w:hAnsi="Arial" w:eastAsia="Arial" w:cs="Tahoma"/>
+                <w:sz w:val="18"/>
+              </w:rPr>
+              <w:t>Yes</w:t>
+            </w:r>
+          </w:p>
+        </w:tc>
+        <w:tc>
+          <w:tcPr>
+            <w:tcW w:type="dxa" w:w="2520"/>
+            <w:vAlign w:val="center"/>
+          </w:tcPr>
+          <w:p>
+            <w:pPr>
+              <w:keepLines/>
+              <w:spacing w:after="0"/>
+            </w:pPr>
+            <w:r>
+              <w:rPr>
+                <w:rFonts w:ascii="Arial" w:hAnsi="Arial" w:eastAsia="Arial" w:cs="Tahoma"/>
+                <w:sz w:val="18"/>
+              </w:rPr>
+            </w:r>
+            <w:r>
+              <w:rPr>
+                <w:rFonts w:ascii="Arial" w:hAnsi="Arial" w:eastAsia="Arial" w:cs="Tahoma"/>
+                <w:sz w:val="18"/>
+              </w:rPr>
+              <w:t>UTF-8; use value domain described by endpoint purpose</w:t>
+            </w:r>
+          </w:p>
+        </w:tc>
+      </w:tr>
+      <w:tr>
+        <w:trPr>
+          <w:cantSplit/>
+        </w:trPr>
+        <w:tc>
+          <w:tcPr>
+            <w:tcW w:type="dxa" w:w="2520"/>
+            <w:vAlign w:val="center"/>
+          </w:tcPr>
+          <w:p>
+            <w:pPr>
+              <w:keepLines/>
+              <w:spacing w:after="0"/>
+            </w:pPr>
+            <w:r>
+              <w:rPr>
+                <w:rFonts w:ascii="Arial" w:hAnsi="Arial" w:eastAsia="Arial" w:cs="Tahoma"/>
+                <w:sz w:val="18"/>
+              </w:rPr>
+            </w:r>
+            <w:r>
+              <w:rPr>
+                <w:rFonts w:ascii="Arial" w:hAnsi="Arial" w:eastAsia="Arial" w:cs="Tahoma"/>
+                <w:sz w:val="18"/>
+              </w:rPr>
+              <w:t>code</w:t>
+            </w:r>
+          </w:p>
+        </w:tc>
+        <w:tc>
+          <w:tcPr>
+            <w:tcW w:type="dxa" w:w="2520"/>
+            <w:vAlign w:val="center"/>
+          </w:tcPr>
+          <w:p>
+            <w:pPr>
+              <w:keepLines/>
+              <w:spacing w:after="0"/>
+            </w:pPr>
+            <w:r>
+              <w:rPr>
+                <w:rFonts w:ascii="Arial" w:hAnsi="Arial" w:eastAsia="Arial" w:cs="Tahoma"/>
+                <w:sz w:val="18"/>
+              </w:rPr>
+            </w:r>
+            <w:r>
+              <w:rPr>
+                <w:rFonts w:ascii="Arial" w:hAnsi="Arial" w:eastAsia="Arial" w:cs="Tahoma"/>
+                <w:sz w:val="18"/>
+              </w:rPr>
+              <w:t>string</w:t>
             </w:r>
           </w:p>
         </w:tc>
@@ -13753,7 +14934,11 @@
               <w:br/>
               <w:t xml:space="preserve">  "competitorCode": "12",</w:t>
               <w:br/>
-              <w:t xml:space="preserve">  "created": true</w:t>
+              <w:t xml:space="preserve">  "created": true,</w:t>
+              <w:br/>
+              <w:t xml:space="preserve">  "code": "12",</w:t>
+              <w:br/>
+              <w:t xml:space="preserve">  "message": "saved"</w:t>
               <w:br/>
               <w:t>}</w:t>
             </w:r>
@@ -13979,7 +15164,7 @@
                 <w:rFonts w:ascii="Arial" w:hAnsi="Arial" w:eastAsia="Arial" w:cs="Tahoma"/>
                 <w:sz w:val="18"/>
               </w:rPr>
-              <w:t>UTF-8; use value domain described by endpoint purpose</w:t>
+              <w:t>รหัสแบรนด์คู่แข่งจาก master 01–11 เท่านั้น (ห้าม free text)</w:t>
             </w:r>
           </w:p>
         </w:tc>
@@ -14035,6 +15220,216 @@
                 <w:sz w:val="18"/>
               </w:rPr>
               <w:t>boolean</w:t>
+            </w:r>
+          </w:p>
+        </w:tc>
+        <w:tc>
+          <w:tcPr>
+            <w:tcW w:type="dxa" w:w="2520"/>
+            <w:vAlign w:val="center"/>
+          </w:tcPr>
+          <w:p>
+            <w:pPr>
+              <w:keepLines/>
+              <w:spacing w:after="0"/>
+            </w:pPr>
+            <w:r>
+              <w:rPr>
+                <w:rFonts w:ascii="Arial" w:hAnsi="Arial" w:eastAsia="Arial" w:cs="Tahoma"/>
+                <w:sz w:val="18"/>
+              </w:rPr>
+            </w:r>
+            <w:r>
+              <w:rPr>
+                <w:rFonts w:ascii="Arial" w:hAnsi="Arial" w:eastAsia="Arial" w:cs="Tahoma"/>
+                <w:sz w:val="18"/>
+              </w:rPr>
+              <w:t>Yes</w:t>
+            </w:r>
+          </w:p>
+        </w:tc>
+        <w:tc>
+          <w:tcPr>
+            <w:tcW w:type="dxa" w:w="2520"/>
+            <w:vAlign w:val="center"/>
+          </w:tcPr>
+          <w:p>
+            <w:pPr>
+              <w:keepLines/>
+              <w:spacing w:after="0"/>
+            </w:pPr>
+            <w:r>
+              <w:rPr>
+                <w:rFonts w:ascii="Arial" w:hAnsi="Arial" w:eastAsia="Arial" w:cs="Tahoma"/>
+                <w:sz w:val="18"/>
+              </w:rPr>
+            </w:r>
+            <w:r>
+              <w:rPr>
+                <w:rFonts w:ascii="Arial" w:hAnsi="Arial" w:eastAsia="Arial" w:cs="Tahoma"/>
+                <w:sz w:val="18"/>
+              </w:rPr>
+              <w:t>UTF-8; use value domain described by endpoint purpose</w:t>
+            </w:r>
+          </w:p>
+        </w:tc>
+      </w:tr>
+      <w:tr>
+        <w:trPr>
+          <w:cantSplit/>
+        </w:trPr>
+        <w:tc>
+          <w:tcPr>
+            <w:tcW w:type="dxa" w:w="2520"/>
+            <w:vAlign w:val="center"/>
+          </w:tcPr>
+          <w:p>
+            <w:pPr>
+              <w:keepLines/>
+              <w:spacing w:after="0"/>
+            </w:pPr>
+            <w:r>
+              <w:rPr>
+                <w:rFonts w:ascii="Arial" w:hAnsi="Arial" w:eastAsia="Arial" w:cs="Tahoma"/>
+                <w:sz w:val="18"/>
+              </w:rPr>
+            </w:r>
+            <w:r>
+              <w:rPr>
+                <w:rFonts w:ascii="Arial" w:hAnsi="Arial" w:eastAsia="Arial" w:cs="Tahoma"/>
+                <w:sz w:val="18"/>
+              </w:rPr>
+              <w:t>code</w:t>
+            </w:r>
+          </w:p>
+        </w:tc>
+        <w:tc>
+          <w:tcPr>
+            <w:tcW w:type="dxa" w:w="2520"/>
+            <w:vAlign w:val="center"/>
+          </w:tcPr>
+          <w:p>
+            <w:pPr>
+              <w:keepLines/>
+              <w:spacing w:after="0"/>
+            </w:pPr>
+            <w:r>
+              <w:rPr>
+                <w:rFonts w:ascii="Arial" w:hAnsi="Arial" w:eastAsia="Arial" w:cs="Tahoma"/>
+                <w:sz w:val="18"/>
+              </w:rPr>
+            </w:r>
+            <w:r>
+              <w:rPr>
+                <w:rFonts w:ascii="Arial" w:hAnsi="Arial" w:eastAsia="Arial" w:cs="Tahoma"/>
+                <w:sz w:val="18"/>
+              </w:rPr>
+              <w:t>string</w:t>
+            </w:r>
+          </w:p>
+        </w:tc>
+        <w:tc>
+          <w:tcPr>
+            <w:tcW w:type="dxa" w:w="2520"/>
+            <w:vAlign w:val="center"/>
+          </w:tcPr>
+          <w:p>
+            <w:pPr>
+              <w:keepLines/>
+              <w:spacing w:after="0"/>
+            </w:pPr>
+            <w:r>
+              <w:rPr>
+                <w:rFonts w:ascii="Arial" w:hAnsi="Arial" w:eastAsia="Arial" w:cs="Tahoma"/>
+                <w:sz w:val="18"/>
+              </w:rPr>
+            </w:r>
+            <w:r>
+              <w:rPr>
+                <w:rFonts w:ascii="Arial" w:hAnsi="Arial" w:eastAsia="Arial" w:cs="Tahoma"/>
+                <w:sz w:val="18"/>
+              </w:rPr>
+              <w:t>Yes</w:t>
+            </w:r>
+          </w:p>
+        </w:tc>
+        <w:tc>
+          <w:tcPr>
+            <w:tcW w:type="dxa" w:w="2520"/>
+            <w:vAlign w:val="center"/>
+          </w:tcPr>
+          <w:p>
+            <w:pPr>
+              <w:keepLines/>
+              <w:spacing w:after="0"/>
+            </w:pPr>
+            <w:r>
+              <w:rPr>
+                <w:rFonts w:ascii="Arial" w:hAnsi="Arial" w:eastAsia="Arial" w:cs="Tahoma"/>
+                <w:sz w:val="18"/>
+              </w:rPr>
+            </w:r>
+            <w:r>
+              <w:rPr>
+                <w:rFonts w:ascii="Arial" w:hAnsi="Arial" w:eastAsia="Arial" w:cs="Tahoma"/>
+                <w:sz w:val="18"/>
+              </w:rPr>
+              <w:t>UTF-8; use value domain described by endpoint purpose</w:t>
+            </w:r>
+          </w:p>
+        </w:tc>
+      </w:tr>
+      <w:tr>
+        <w:trPr>
+          <w:cantSplit/>
+        </w:trPr>
+        <w:tc>
+          <w:tcPr>
+            <w:tcW w:type="dxa" w:w="2520"/>
+            <w:vAlign w:val="center"/>
+          </w:tcPr>
+          <w:p>
+            <w:pPr>
+              <w:keepLines/>
+              <w:spacing w:after="0"/>
+            </w:pPr>
+            <w:r>
+              <w:rPr>
+                <w:rFonts w:ascii="Arial" w:hAnsi="Arial" w:eastAsia="Arial" w:cs="Tahoma"/>
+                <w:sz w:val="18"/>
+              </w:rPr>
+            </w:r>
+            <w:r>
+              <w:rPr>
+                <w:rFonts w:ascii="Arial" w:hAnsi="Arial" w:eastAsia="Arial" w:cs="Tahoma"/>
+                <w:sz w:val="18"/>
+              </w:rPr>
+              <w:t>message</w:t>
+            </w:r>
+          </w:p>
+        </w:tc>
+        <w:tc>
+          <w:tcPr>
+            <w:tcW w:type="dxa" w:w="2520"/>
+            <w:vAlign w:val="center"/>
+          </w:tcPr>
+          <w:p>
+            <w:pPr>
+              <w:keepLines/>
+              <w:spacing w:after="0"/>
+            </w:pPr>
+            <w:r>
+              <w:rPr>
+                <w:rFonts w:ascii="Arial" w:hAnsi="Arial" w:eastAsia="Arial" w:cs="Tahoma"/>
+                <w:sz w:val="18"/>
+              </w:rPr>
+            </w:r>
+            <w:r>
+              <w:rPr>
+                <w:rFonts w:ascii="Arial" w:hAnsi="Arial" w:eastAsia="Arial" w:cs="Tahoma"/>
+                <w:sz w:val="18"/>
+              </w:rPr>
+              <w:t>string</w:t>
             </w:r>
           </w:p>
         </w:tc>
@@ -14175,7 +15570,9 @@
               <w:br/>
               <w:t xml:space="preserve">  "remark": "ปรับชื่อ",</w:t>
               <w:br/>
-              <w:t xml:space="preserve">  "active": true</w:t>
+              <w:t xml:space="preserve">  "active": true,</w:t>
+              <w:br/>
+              <w:t xml:space="preserve">  "isActive": true</w:t>
               <w:br/>
               <w:t>}</w:t>
             </w:r>
@@ -14721,6 +16118,111 @@
           </w:p>
         </w:tc>
       </w:tr>
+      <w:tr>
+        <w:trPr>
+          <w:cantSplit/>
+        </w:trPr>
+        <w:tc>
+          <w:tcPr>
+            <w:tcW w:type="dxa" w:w="2520"/>
+            <w:vAlign w:val="center"/>
+          </w:tcPr>
+          <w:p>
+            <w:pPr>
+              <w:keepLines/>
+              <w:spacing w:after="0"/>
+            </w:pPr>
+            <w:r>
+              <w:rPr>
+                <w:rFonts w:ascii="Arial" w:hAnsi="Arial" w:eastAsia="Arial" w:cs="Tahoma"/>
+                <w:sz w:val="18"/>
+              </w:rPr>
+            </w:r>
+            <w:r>
+              <w:rPr>
+                <w:rFonts w:ascii="Arial" w:hAnsi="Arial" w:eastAsia="Arial" w:cs="Tahoma"/>
+                <w:sz w:val="18"/>
+              </w:rPr>
+              <w:t>isActive</w:t>
+            </w:r>
+          </w:p>
+        </w:tc>
+        <w:tc>
+          <w:tcPr>
+            <w:tcW w:type="dxa" w:w="2520"/>
+            <w:vAlign w:val="center"/>
+          </w:tcPr>
+          <w:p>
+            <w:pPr>
+              <w:keepLines/>
+              <w:spacing w:after="0"/>
+            </w:pPr>
+            <w:r>
+              <w:rPr>
+                <w:rFonts w:ascii="Arial" w:hAnsi="Arial" w:eastAsia="Arial" w:cs="Tahoma"/>
+                <w:sz w:val="18"/>
+              </w:rPr>
+            </w:r>
+            <w:r>
+              <w:rPr>
+                <w:rFonts w:ascii="Arial" w:hAnsi="Arial" w:eastAsia="Arial" w:cs="Tahoma"/>
+                <w:sz w:val="18"/>
+              </w:rPr>
+              <w:t>boolean</w:t>
+            </w:r>
+          </w:p>
+        </w:tc>
+        <w:tc>
+          <w:tcPr>
+            <w:tcW w:type="dxa" w:w="2520"/>
+            <w:vAlign w:val="center"/>
+          </w:tcPr>
+          <w:p>
+            <w:pPr>
+              <w:keepLines/>
+              <w:spacing w:after="0"/>
+            </w:pPr>
+            <w:r>
+              <w:rPr>
+                <w:rFonts w:ascii="Arial" w:hAnsi="Arial" w:eastAsia="Arial" w:cs="Tahoma"/>
+                <w:sz w:val="18"/>
+              </w:rPr>
+            </w:r>
+            <w:r>
+              <w:rPr>
+                <w:rFonts w:ascii="Arial" w:hAnsi="Arial" w:eastAsia="Arial" w:cs="Tahoma"/>
+                <w:sz w:val="18"/>
+              </w:rPr>
+              <w:t>Yes</w:t>
+            </w:r>
+          </w:p>
+        </w:tc>
+        <w:tc>
+          <w:tcPr>
+            <w:tcW w:type="dxa" w:w="2520"/>
+            <w:vAlign w:val="center"/>
+          </w:tcPr>
+          <w:p>
+            <w:pPr>
+              <w:keepLines/>
+              <w:spacing w:after="0"/>
+            </w:pPr>
+            <w:r>
+              <w:rPr>
+                <w:rFonts w:ascii="Arial" w:hAnsi="Arial" w:eastAsia="Arial" w:cs="Tahoma"/>
+                <w:sz w:val="18"/>
+              </w:rPr>
+            </w:r>
+            <w:r>
+              <w:rPr>
+                <w:rFonts w:ascii="Arial" w:hAnsi="Arial" w:eastAsia="Arial" w:cs="Tahoma"/>
+                <w:sz w:val="18"/>
+              </w:rPr>
+              <w:t>UTF-8; use value domain described by endpoint purpose</w:t>
+            </w:r>
+          </w:p>
+        </w:tc>
+      </w:tr>
     </w:tbl>
     <w:p/>
     <w:tbl>
@@ -14784,7 +16286,9 @@
               <w:br/>
               <w:t xml:space="preserve">  "competitorCode": "01",</w:t>
               <w:br/>
-              <w:t xml:space="preserve">  "updated": true</w:t>
+              <w:t xml:space="preserve">  "updated": true,</w:t>
+              <w:br/>
+              <w:t xml:space="preserve">  "message": "saved"</w:t>
               <w:br/>
               <w:t>}</w:t>
             </w:r>
@@ -15010,7 +16514,7 @@
                 <w:rFonts w:ascii="Arial" w:hAnsi="Arial" w:eastAsia="Arial" w:cs="Tahoma"/>
                 <w:sz w:val="18"/>
               </w:rPr>
-              <w:t>UTF-8; use value domain described by endpoint purpose</w:t>
+              <w:t>รหัสแบรนด์คู่แข่งจาก master 01–11 เท่านั้น (ห้าม free text)</w:t>
             </w:r>
           </w:p>
         </w:tc>
@@ -15066,6 +16570,111 @@
                 <w:sz w:val="18"/>
               </w:rPr>
               <w:t>boolean</w:t>
+            </w:r>
+          </w:p>
+        </w:tc>
+        <w:tc>
+          <w:tcPr>
+            <w:tcW w:type="dxa" w:w="2520"/>
+            <w:vAlign w:val="center"/>
+          </w:tcPr>
+          <w:p>
+            <w:pPr>
+              <w:keepLines/>
+              <w:spacing w:after="0"/>
+            </w:pPr>
+            <w:r>
+              <w:rPr>
+                <w:rFonts w:ascii="Arial" w:hAnsi="Arial" w:eastAsia="Arial" w:cs="Tahoma"/>
+                <w:sz w:val="18"/>
+              </w:rPr>
+            </w:r>
+            <w:r>
+              <w:rPr>
+                <w:rFonts w:ascii="Arial" w:hAnsi="Arial" w:eastAsia="Arial" w:cs="Tahoma"/>
+                <w:sz w:val="18"/>
+              </w:rPr>
+              <w:t>Yes</w:t>
+            </w:r>
+          </w:p>
+        </w:tc>
+        <w:tc>
+          <w:tcPr>
+            <w:tcW w:type="dxa" w:w="2520"/>
+            <w:vAlign w:val="center"/>
+          </w:tcPr>
+          <w:p>
+            <w:pPr>
+              <w:keepLines/>
+              <w:spacing w:after="0"/>
+            </w:pPr>
+            <w:r>
+              <w:rPr>
+                <w:rFonts w:ascii="Arial" w:hAnsi="Arial" w:eastAsia="Arial" w:cs="Tahoma"/>
+                <w:sz w:val="18"/>
+              </w:rPr>
+            </w:r>
+            <w:r>
+              <w:rPr>
+                <w:rFonts w:ascii="Arial" w:hAnsi="Arial" w:eastAsia="Arial" w:cs="Tahoma"/>
+                <w:sz w:val="18"/>
+              </w:rPr>
+              <w:t>UTF-8; use value domain described by endpoint purpose</w:t>
+            </w:r>
+          </w:p>
+        </w:tc>
+      </w:tr>
+      <w:tr>
+        <w:trPr>
+          <w:cantSplit/>
+        </w:trPr>
+        <w:tc>
+          <w:tcPr>
+            <w:tcW w:type="dxa" w:w="2520"/>
+            <w:vAlign w:val="center"/>
+          </w:tcPr>
+          <w:p>
+            <w:pPr>
+              <w:keepLines/>
+              <w:spacing w:after="0"/>
+            </w:pPr>
+            <w:r>
+              <w:rPr>
+                <w:rFonts w:ascii="Arial" w:hAnsi="Arial" w:eastAsia="Arial" w:cs="Tahoma"/>
+                <w:sz w:val="18"/>
+              </w:rPr>
+            </w:r>
+            <w:r>
+              <w:rPr>
+                <w:rFonts w:ascii="Arial" w:hAnsi="Arial" w:eastAsia="Arial" w:cs="Tahoma"/>
+                <w:sz w:val="18"/>
+              </w:rPr>
+              <w:t>message</w:t>
+            </w:r>
+          </w:p>
+        </w:tc>
+        <w:tc>
+          <w:tcPr>
+            <w:tcW w:type="dxa" w:w="2520"/>
+            <w:vAlign w:val="center"/>
+          </w:tcPr>
+          <w:p>
+            <w:pPr>
+              <w:keepLines/>
+              <w:spacing w:after="0"/>
+            </w:pPr>
+            <w:r>
+              <w:rPr>
+                <w:rFonts w:ascii="Arial" w:hAnsi="Arial" w:eastAsia="Arial" w:cs="Tahoma"/>
+                <w:sz w:val="18"/>
+              </w:rPr>
+            </w:r>
+            <w:r>
+              <w:rPr>
+                <w:rFonts w:ascii="Arial" w:hAnsi="Arial" w:eastAsia="Arial" w:cs="Tahoma"/>
+                <w:sz w:val="18"/>
+              </w:rPr>
+              <w:t>string</w:t>
             </w:r>
           </w:p>
         </w:tc>
@@ -15490,7 +17099,9 @@
               <w:br/>
               <w:t xml:space="preserve">  "competitorCode": "12",</w:t>
               <w:br/>
-              <w:t xml:space="preserve">  "deleted": true</w:t>
+              <w:t xml:space="preserve">  "deleted": true,</w:t>
+              <w:br/>
+              <w:t xml:space="preserve">  "message": "deleted"</w:t>
               <w:br/>
               <w:t>}</w:t>
             </w:r>
@@ -15716,7 +17327,7 @@
                 <w:rFonts w:ascii="Arial" w:hAnsi="Arial" w:eastAsia="Arial" w:cs="Tahoma"/>
                 <w:sz w:val="18"/>
               </w:rPr>
-              <w:t>UTF-8; use value domain described by endpoint purpose</w:t>
+              <w:t>รหัสแบรนด์คู่แข่งจาก master 01–11 เท่านั้น (ห้าม free text)</w:t>
             </w:r>
           </w:p>
         </w:tc>
@@ -15772,6 +17383,111 @@
                 <w:sz w:val="18"/>
               </w:rPr>
               <w:t>boolean</w:t>
+            </w:r>
+          </w:p>
+        </w:tc>
+        <w:tc>
+          <w:tcPr>
+            <w:tcW w:type="dxa" w:w="2520"/>
+            <w:vAlign w:val="center"/>
+          </w:tcPr>
+          <w:p>
+            <w:pPr>
+              <w:keepLines/>
+              <w:spacing w:after="0"/>
+            </w:pPr>
+            <w:r>
+              <w:rPr>
+                <w:rFonts w:ascii="Arial" w:hAnsi="Arial" w:eastAsia="Arial" w:cs="Tahoma"/>
+                <w:sz w:val="18"/>
+              </w:rPr>
+            </w:r>
+            <w:r>
+              <w:rPr>
+                <w:rFonts w:ascii="Arial" w:hAnsi="Arial" w:eastAsia="Arial" w:cs="Tahoma"/>
+                <w:sz w:val="18"/>
+              </w:rPr>
+              <w:t>Yes</w:t>
+            </w:r>
+          </w:p>
+        </w:tc>
+        <w:tc>
+          <w:tcPr>
+            <w:tcW w:type="dxa" w:w="2520"/>
+            <w:vAlign w:val="center"/>
+          </w:tcPr>
+          <w:p>
+            <w:pPr>
+              <w:keepLines/>
+              <w:spacing w:after="0"/>
+            </w:pPr>
+            <w:r>
+              <w:rPr>
+                <w:rFonts w:ascii="Arial" w:hAnsi="Arial" w:eastAsia="Arial" w:cs="Tahoma"/>
+                <w:sz w:val="18"/>
+              </w:rPr>
+            </w:r>
+            <w:r>
+              <w:rPr>
+                <w:rFonts w:ascii="Arial" w:hAnsi="Arial" w:eastAsia="Arial" w:cs="Tahoma"/>
+                <w:sz w:val="18"/>
+              </w:rPr>
+              <w:t>UTF-8; use value domain described by endpoint purpose</w:t>
+            </w:r>
+          </w:p>
+        </w:tc>
+      </w:tr>
+      <w:tr>
+        <w:trPr>
+          <w:cantSplit/>
+        </w:trPr>
+        <w:tc>
+          <w:tcPr>
+            <w:tcW w:type="dxa" w:w="2520"/>
+            <w:vAlign w:val="center"/>
+          </w:tcPr>
+          <w:p>
+            <w:pPr>
+              <w:keepLines/>
+              <w:spacing w:after="0"/>
+            </w:pPr>
+            <w:r>
+              <w:rPr>
+                <w:rFonts w:ascii="Arial" w:hAnsi="Arial" w:eastAsia="Arial" w:cs="Tahoma"/>
+                <w:sz w:val="18"/>
+              </w:rPr>
+            </w:r>
+            <w:r>
+              <w:rPr>
+                <w:rFonts w:ascii="Arial" w:hAnsi="Arial" w:eastAsia="Arial" w:cs="Tahoma"/>
+                <w:sz w:val="18"/>
+              </w:rPr>
+              <w:t>message</w:t>
+            </w:r>
+          </w:p>
+        </w:tc>
+        <w:tc>
+          <w:tcPr>
+            <w:tcW w:type="dxa" w:w="2520"/>
+            <w:vAlign w:val="center"/>
+          </w:tcPr>
+          <w:p>
+            <w:pPr>
+              <w:keepLines/>
+              <w:spacing w:after="0"/>
+            </w:pPr>
+            <w:r>
+              <w:rPr>
+                <w:rFonts w:ascii="Arial" w:hAnsi="Arial" w:eastAsia="Arial" w:cs="Tahoma"/>
+                <w:sz w:val="18"/>
+              </w:rPr>
+            </w:r>
+            <w:r>
+              <w:rPr>
+                <w:rFonts w:ascii="Arial" w:hAnsi="Arial" w:eastAsia="Arial" w:cs="Tahoma"/>
+                <w:sz w:val="18"/>
+              </w:rPr>
+              <w:t>string</w:t>
             </w:r>
           </w:p>
         </w:tc>
@@ -15927,7 +17643,7 @@
     </w:p>
     <w:p>
       <w:pPr>
-        <w:pStyle w:val="Heading3"/>
+        <w:pStyle w:val="Heading2"/>
         <w:keepNext/>
         <w:keepLines/>
         <w:pageBreakBefore w:val="0"/>
@@ -16374,7 +18090,7 @@
     <w:p/>
     <w:p>
       <w:pPr>
-        <w:pStyle w:val="Heading3"/>
+        <w:pStyle w:val="Heading2"/>
         <w:keepNext/>
         <w:keepLines/>
         <w:pageBreakBefore w:val="0"/>
@@ -16532,7 +18248,7 @@
     </w:p>
     <w:p>
       <w:pPr>
-        <w:pStyle w:val="Heading3"/>
+        <w:pStyle w:val="Heading2"/>
         <w:keepNext/>
         <w:keepLines/>
         <w:pageBreakBefore w:val="0"/>
@@ -16600,9 +18316,9 @@
         <w:br/>
         <w:t>/** DELETE /api/v1/sgi/master/factors/{code} — SCR-09 ลบปัจจัยภายนอกที่ยังไม่ถูกอ้างในเอกสาร */</w:t>
         <w:br/>
-        <w:t>export async function removeSgiMasterFactors(code: string): Promise&lt;T.RemoveSgiMasterFactorsResponse&gt; {</w:t>
+        <w:t>export async function removeSgiMasterFactors(code: string, body: T.RemoveSgiMasterFactorsRequest): Promise&lt;T.RemoveSgiMasterFactorsResponse&gt; {</w:t>
         <w:br/>
-        <w:t xml:space="preserve">  const { data } = await apiClient.delete&lt;ApiResponse&lt;T.RemoveSgiMasterFactorsResponse&gt;&gt;(`/sgi/master/factors/${encodeURIComponent(code)}`);</w:t>
+        <w:t xml:space="preserve">  const { data } = await apiClient.delete&lt;ApiResponse&lt;T.RemoveSgiMasterFactorsResponse&gt;&gt;(`/sgi/master/factors/${encodeURIComponent(code)}`, { data: body });</w:t>
         <w:br/>
         <w:t xml:space="preserve">  return data.data;</w:t>
         <w:br/>
@@ -16622,12 +18338,24 @@
         <w:br/>
         <w:t>// TODO: ยังขาดอีก 3 เส้นที่ต้องเพิ่มในไฟล์นี้ด้วยรูปแบบเดียวกัน: POST /sgi/master/competitors, PUT /sgi/master/competitors/{code}, DELETE /sgi/master/competitors/{code}</w:t>
         <w:br/>
-        <w:t>// TODO: ยืนยันกับทีม BFF ว่า unwrap envelope { success, data } ที่ชั้นไหน (BFF หรือ FE)</w:t>
+        <w:t>// ── envelope: อ่าน `data.data` ชั้นเดียว (ยืนยันจากโค้ดจริงของ BFF 2026-09-04) ──</w:t>
+        <w:br/>
+        <w:t>//   BFF มี ResponseInterceptor ระดับ global (src/common/interceptors/response.interceptor.ts)</w:t>
+        <w:br/>
+        <w:t>//   ที่ห่อผลลัพธ์ของ controller เป็น { success, data, requestId } ให้เสมอ</w:t>
+        <w:br/>
+        <w:t>//   ⚠️ ถ้า client service ของ BFF คืน `response.data` ดิบ (= envelope ของ store-backend)</w:t>
+        <w:br/>
+        <w:t>//      interceptor จะเห็นคีย์ success แล้วห่อซ้ำ → FE ได้ { success, data: { data: &lt;payload&gt; } }</w:t>
+        <w:br/>
+        <w:t>//      สัญญาที่ตกลง: **BFF ต้อง unwrap ของ store-backend ก่อน 1 ชั้น** (คืน response.data.data)</w:t>
+        <w:br/>
+        <w:t>//      FE จึงอ่าน data.data ชั้นเดียวตามโค้ดด้านบน · requestId ใช้อ้างอิงตอนแจ้งปัญหา</w:t>
       </w:r>
     </w:p>
     <w:p>
       <w:pPr>
-        <w:pStyle w:val="Heading3"/>
+        <w:pStyle w:val="Heading2"/>
         <w:keepNext/>
         <w:keepLines/>
         <w:pageBreakBefore w:val="0"/>
@@ -16698,6 +18426,8 @@
         <w:br/>
         <w:t xml:space="preserve">  active: boolean;</w:t>
         <w:br/>
+        <w:t xml:space="preserve">  reason: string;</w:t>
+        <w:br/>
         <w:t>}</w:t>
         <w:br/>
         <w:br/>
@@ -16706,6 +18436,10 @@
         <w:t>export interface CreateSgiMasterFactorsResponse {</w:t>
         <w:br/>
         <w:t xml:space="preserve">  factorCode: string;</w:t>
+        <w:br/>
+        <w:t xml:space="preserve">  factorName: string;</w:t>
+        <w:br/>
+        <w:t xml:space="preserve">  active: boolean;</w:t>
         <w:br/>
         <w:t xml:space="preserve">  created: boolean;</w:t>
         <w:br/>
@@ -16722,6 +18456,8 @@
         <w:br/>
         <w:t xml:space="preserve">  active: boolean;</w:t>
         <w:br/>
+        <w:t xml:space="preserve">  reason: string;</w:t>
+        <w:br/>
         <w:t>}</w:t>
         <w:br/>
         <w:br/>
@@ -16731,12 +18467,18 @@
         <w:br/>
         <w:t xml:space="preserve">  factorCode: string;</w:t>
         <w:br/>
+        <w:t xml:space="preserve">  factorName: string;</w:t>
+        <w:br/>
+        <w:t xml:space="preserve">  active: boolean;</w:t>
+        <w:br/>
         <w:t xml:space="preserve">  updated: boolean;</w:t>
         <w:br/>
         <w:t>}</w:t>
         <w:br/>
         <w:br/>
         <w:t>// endpoint ที่เหลือของเอกสารนี้ — TODO: แทน placeholder ด้วย interface เต็มรูปแบบเดียวกับข้างบน</w:t>
+        <w:br/>
+        <w:t>export type RemoveSgiMasterFactorsRequest = Record&lt;string, unknown&gt;;</w:t>
         <w:br/>
         <w:t>export type RemoveSgiMasterFactorsResponse = Record&lt;string, unknown&gt;;</w:t>
         <w:br/>
@@ -16749,7 +18491,7 @@
     </w:p>
     <w:p>
       <w:pPr>
-        <w:pStyle w:val="Heading3"/>
+        <w:pStyle w:val="Heading2"/>
         <w:keepNext/>
         <w:keepLines/>
         <w:pageBreakBefore w:val="0"/>
@@ -16869,7 +18611,7 @@
     </w:p>
     <w:p>
       <w:pPr>
-        <w:pStyle w:val="Heading3"/>
+        <w:pStyle w:val="Heading2"/>
         <w:keepNext/>
         <w:keepLines/>
         <w:pageBreakBefore w:val="0"/>

--- a/LLDD/word/FE/LLDD-FE-Master-Data.docx
+++ b/LLDD/word/FE/LLDD-FE-Master-Data.docx
@@ -1335,7 +1335,7 @@
       <w:r>
         <w:drawing>
           <wp:inline xmlns:a="http://schemas.openxmlformats.org/drawingml/2006/main" xmlns:pic="http://schemas.openxmlformats.org/drawingml/2006/picture">
-            <wp:extent cx="5669280" cy="3937000"/>
+            <wp:extent cx="5669280" cy="4496054"/>
             <wp:docPr id="1" name="Picture 1"/>
             <wp:cNvGraphicFramePr>
               <a:graphicFrameLocks noChangeAspect="1"/>
@@ -1356,7 +1356,7 @@
                   <pic:spPr>
                     <a:xfrm>
                       <a:off x="0" y="0"/>
-                      <a:ext cx="5669280" cy="3937000"/>
+                      <a:ext cx="5669280" cy="4496054"/>
                     </a:xfrm>
                     <a:prstGeom prst="rect"/>
                   </pic:spPr>
@@ -1388,7 +1388,7 @@
       <w:r>
         <w:drawing>
           <wp:inline xmlns:a="http://schemas.openxmlformats.org/drawingml/2006/main" xmlns:pic="http://schemas.openxmlformats.org/drawingml/2006/picture">
-            <wp:extent cx="5669280" cy="4905502"/>
+            <wp:extent cx="5669280" cy="3141726"/>
             <wp:docPr id="2" name="Picture 2"/>
             <wp:cNvGraphicFramePr>
               <a:graphicFrameLocks noChangeAspect="1"/>
@@ -1409,7 +1409,7 @@
                   <pic:spPr>
                     <a:xfrm>
                       <a:off x="0" y="0"/>
-                      <a:ext cx="5669280" cy="4905502"/>
+                      <a:ext cx="5669280" cy="3141726"/>
                     </a:xfrm>
                     <a:prstGeom prst="rect"/>
                   </pic:spPr>
